--- a/Main/Roman/Гейм дизайн/Урок/Документ Microsoft Word.docx
+++ b/Main/Roman/Гейм дизайн/Урок/Документ Microsoft Word.docx
@@ -647,10 +647,7 @@
         </w:tc>
       </w:tr>
     </w:tbl>
-    <w:p>
-      <w:bookmarkStart w:id="0" w:name="_GoBack"/>
-      <w:bookmarkEnd w:id="0"/>
-    </w:p>
+    <w:p/>
     <w:p>
       <w:pPr>
         <w:pStyle w:val="1"/>
@@ -759,7 +756,109 @@
         <w:t xml:space="preserve"> структуру в формат 1.1, плавно добавляя новые поля. Игрок ничего не замечает!</w:t>
       </w:r>
     </w:p>
+    <w:p>
+      <w:r>
+        <w:t xml:space="preserve">Как работает сериалезация в </w:t>
+      </w:r>
+      <w:r>
+        <w:rPr>
+          <w:lang w:val="en-US"/>
+        </w:rPr>
+        <w:t>JSON</w:t>
+      </w:r>
+      <w:r>
+        <w:t xml:space="preserve"> в чистом </w:t>
+      </w:r>
+      <w:r>
+        <w:rPr>
+          <w:lang w:val="en-US"/>
+        </w:rPr>
+        <w:t>C</w:t>
+      </w:r>
+      <w:r>
+        <w:t>#</w:t>
+      </w:r>
+      <w:r>
+        <w:t>.</w:t>
+      </w:r>
+    </w:p>
+    <w:p>
+      <w:r>
+        <w:t xml:space="preserve">Применяется специальная функция для превращения </w:t>
+      </w:r>
+      <w:proofErr w:type="gramStart"/>
+      <w:r>
+        <w:t>объектов  в</w:t>
+      </w:r>
+      <w:proofErr w:type="gramEnd"/>
+      <w:r>
+        <w:t xml:space="preserve"> </w:t>
+      </w:r>
+      <w:r>
+        <w:rPr>
+          <w:lang w:val="en-US"/>
+        </w:rPr>
+        <w:t>json</w:t>
+      </w:r>
+      <w:r>
+        <w:t xml:space="preserve"> </w:t>
+      </w:r>
+      <w:r>
+        <w:t>файлы на прямую</w:t>
+      </w:r>
+    </w:p>
     <w:p/>
+    <w:p>
+      <w:pPr>
+        <w:rPr>
+          <w:lang w:val="en-US"/>
+        </w:rPr>
+      </w:pPr>
+      <w:r>
+        <w:t xml:space="preserve">Как работает </w:t>
+      </w:r>
+      <w:proofErr w:type="spellStart"/>
+      <w:r>
+        <w:t>сериализация</w:t>
+      </w:r>
+      <w:proofErr w:type="spellEnd"/>
+      <w:r>
+        <w:t xml:space="preserve"> в </w:t>
+      </w:r>
+      <w:r>
+        <w:rPr>
+          <w:lang w:val="en-US"/>
+        </w:rPr>
+        <w:t>JSON</w:t>
+      </w:r>
+      <w:r>
+        <w:t xml:space="preserve"> </w:t>
+      </w:r>
+      <w:r>
+        <w:t xml:space="preserve">в </w:t>
+      </w:r>
+      <w:r>
+        <w:rPr>
+          <w:lang w:val="en-US"/>
+        </w:rPr>
+        <w:t>Unity</w:t>
+      </w:r>
+    </w:p>
+    <w:p>
+      <w:r>
+        <w:t xml:space="preserve">В </w:t>
+      </w:r>
+      <w:proofErr w:type="spellStart"/>
+      <w:r>
+        <w:t>юнити</w:t>
+      </w:r>
+      <w:proofErr w:type="spellEnd"/>
+      <w:r>
+        <w:t xml:space="preserve"> для преобразования объекта есть специальный класс.</w:t>
+      </w:r>
+      <w:bookmarkStart w:id="0" w:name="_GoBack"/>
+      <w:bookmarkEnd w:id="0"/>
+    </w:p>
     <w:sectPr>
       <w:pgSz w:w="11906" w:h="16838"/>
       <w:pgMar w:top="1134" w:right="850" w:bottom="1134" w:left="1701" w:header="708" w:footer="708" w:gutter="0"/>
